--- a/tech_cards/Кондитерский цех 2_tech_card.docx
+++ b/tech_cards/Кондитерский цех 2_tech_card.docx
@@ -467,7 +467,7 @@
                 <w:b w:val="0"/>
                 <w:sz w:val="16"/>
               </w:rPr>
-              <w:t>вытяжные зонты из нержавеющей стали</w:t>
+              <w:t>вытяжные зонты алюминиевые</w:t>
             </w:r>
           </w:p>
         </w:tc>
@@ -648,7 +648,7 @@
                 <w:b w:val="0"/>
                 <w:sz w:val="16"/>
               </w:rPr>
-              <w:t>вытяжные зонты из нержавеющей стали</w:t>
+              <w:t>вытяжные зонты алюминиевые</w:t>
             </w:r>
           </w:p>
         </w:tc>
@@ -830,6 +830,369 @@
                 <w:b w:val="0"/>
                 <w:sz w:val="16"/>
               </w:rPr>
+              <w:t>вытяжные зонты из нержавеющей стали</w:t>
+            </w:r>
+          </w:p>
+        </w:tc>
+        <w:tc>
+          <w:tcPr>
+            <w:tcW w:type="dxa" w:w="1070"/>
+          </w:tcPr>
+          <w:p>
+            <w:r>
+              <w:rPr>
+                <w:rFonts w:ascii="Arial" w:hAnsi="Arial"/>
+                <w:b w:val="0"/>
+                <w:sz w:val="16"/>
+              </w:rPr>
+              <w:t>мойка</w:t>
+            </w:r>
+          </w:p>
+        </w:tc>
+        <w:tc>
+          <w:tcPr>
+            <w:tcW w:type="dxa" w:w="1159"/>
+          </w:tcPr>
+          <w:p>
+            <w:r>
+              <w:rPr>
+                <w:rFonts w:ascii="Arial" w:hAnsi="Arial"/>
+                <w:b w:val="0"/>
+                <w:sz w:val="16"/>
+              </w:rPr>
+            </w:r>
+          </w:p>
+        </w:tc>
+        <w:tc>
+          <w:tcPr>
+            <w:tcW w:type="dxa" w:w="1415"/>
+            <w:shd w:val="clear" w:color="auto" w:fill="99FF99"/>
+          </w:tcPr>
+          <w:p>
+            <w:r>
+              <w:rPr>
+                <w:rFonts w:ascii="Arial" w:hAnsi="Arial"/>
+                <w:b w:val="0"/>
+                <w:sz w:val="16"/>
+              </w:rPr>
+              <w:t>ХИМИТЕК УНИВЕРСАЛ-ПД-Н</w:t>
+            </w:r>
+          </w:p>
+        </w:tc>
+        <w:tc>
+          <w:tcPr>
+            <w:tcW w:type="dxa" w:w="789"/>
+          </w:tcPr>
+          <w:p>
+            <w:r>
+              <w:rPr>
+                <w:rFonts w:ascii="Arial" w:hAnsi="Arial"/>
+                <w:b w:val="0"/>
+                <w:sz w:val="16"/>
+              </w:rPr>
+              <w:t>ручной (протирание)</w:t>
+            </w:r>
+          </w:p>
+        </w:tc>
+        <w:tc>
+          <w:tcPr>
+            <w:tcW w:type="dxa" w:w="1370"/>
+          </w:tcPr>
+          <w:p>
+            <w:r>
+              <w:rPr>
+                <w:rFonts w:ascii="Arial" w:hAnsi="Arial"/>
+                <w:b w:val="0"/>
+                <w:sz w:val="16"/>
+              </w:rPr>
+              <w:t>3,0 % – 4,0 %, дозирующая система ProMax</w:t>
+            </w:r>
+          </w:p>
+        </w:tc>
+        <w:tc>
+          <w:tcPr>
+            <w:tcW w:type="dxa" w:w="1268"/>
+          </w:tcPr>
+          <w:p>
+            <w:r>
+              <w:rPr>
+                <w:rFonts w:ascii="Arial" w:hAnsi="Arial"/>
+                <w:b w:val="0"/>
+                <w:sz w:val="16"/>
+              </w:rPr>
+              <w:t>не ниже 40°C</w:t>
+            </w:r>
+          </w:p>
+        </w:tc>
+        <w:tc>
+          <w:tcPr>
+            <w:tcW w:type="dxa" w:w="1048"/>
+          </w:tcPr>
+          <w:p>
+            <w:r>
+              <w:rPr>
+                <w:rFonts w:ascii="Arial" w:hAnsi="Arial"/>
+                <w:b w:val="0"/>
+                <w:sz w:val="16"/>
+              </w:rPr>
+            </w:r>
+          </w:p>
+        </w:tc>
+        <w:tc>
+          <w:tcPr>
+            <w:tcW w:type="dxa" w:w="1093"/>
+          </w:tcPr>
+          <w:p>
+            <w:r>
+              <w:rPr>
+                <w:rFonts w:ascii="Arial" w:hAnsi="Arial"/>
+                <w:b w:val="0"/>
+                <w:sz w:val="16"/>
+              </w:rPr>
+              <w:t>промаркированный</w:t>
+            </w:r>
+          </w:p>
+        </w:tc>
+        <w:tc>
+          <w:tcPr>
+            <w:tcW w:type="dxa" w:w="1492"/>
+          </w:tcPr>
+          <w:p>
+            <w:r>
+              <w:rPr>
+                <w:rFonts w:ascii="Arial" w:hAnsi="Arial"/>
+                <w:b w:val="0"/>
+                <w:sz w:val="16"/>
+              </w:rPr>
+              <w:t>1 раз в месяц</w:t>
+            </w:r>
+          </w:p>
+        </w:tc>
+        <w:tc>
+          <w:tcPr>
+            <w:tcW w:type="dxa" w:w="1300"/>
+          </w:tcPr>
+          <w:p>
+            <w:r>
+              <w:rPr>
+                <w:rFonts w:ascii="Arial" w:hAnsi="Arial"/>
+                <w:b w:val="0"/>
+                <w:sz w:val="16"/>
+              </w:rPr>
+              <w:t>сотрудник внутреннего клининга</w:t>
+            </w:r>
+          </w:p>
+        </w:tc>
+        <w:tc>
+          <w:tcPr>
+            <w:tcW w:type="dxa" w:w="2276"/>
+          </w:tcPr>
+          <w:p>
+            <w:r>
+              <w:rPr>
+                <w:rFonts w:ascii="Arial" w:hAnsi="Arial"/>
+                <w:b w:val="0"/>
+                <w:sz w:val="16"/>
+              </w:rPr>
+              <w:t>визуальный контроль/сотрудник отдела качества</w:t>
+            </w:r>
+          </w:p>
+        </w:tc>
+      </w:tr>
+      <w:tr>
+        <w:tc>
+          <w:tcPr>
+            <w:tcW w:type="dxa" w:w="1070"/>
+          </w:tcPr>
+          <w:p>
+            <w:r>
+              <w:rPr>
+                <w:rFonts w:ascii="Arial" w:hAnsi="Arial"/>
+                <w:b w:val="0"/>
+                <w:sz w:val="16"/>
+              </w:rPr>
+              <w:t>вытяжные зонты из нержавеющей стали</w:t>
+            </w:r>
+          </w:p>
+        </w:tc>
+        <w:tc>
+          <w:tcPr>
+            <w:tcW w:type="dxa" w:w="1070"/>
+          </w:tcPr>
+          <w:p>
+            <w:r>
+              <w:rPr>
+                <w:rFonts w:ascii="Arial" w:hAnsi="Arial"/>
+                <w:b w:val="0"/>
+                <w:sz w:val="16"/>
+              </w:rPr>
+              <w:t>дезинфекция</w:t>
+            </w:r>
+          </w:p>
+        </w:tc>
+        <w:tc>
+          <w:tcPr>
+            <w:tcW w:type="dxa" w:w="1159"/>
+          </w:tcPr>
+          <w:p>
+            <w:r>
+              <w:rPr>
+                <w:rFonts w:ascii="Arial" w:hAnsi="Arial"/>
+                <w:b w:val="0"/>
+                <w:sz w:val="16"/>
+              </w:rPr>
+            </w:r>
+          </w:p>
+        </w:tc>
+        <w:tc>
+          <w:tcPr>
+            <w:tcW w:type="dxa" w:w="1415"/>
+            <w:shd w:val="clear" w:color="auto" w:fill="FFFFCC"/>
+          </w:tcPr>
+          <w:p>
+            <w:r>
+              <w:rPr>
+                <w:rFonts w:ascii="Arial" w:hAnsi="Arial"/>
+                <w:b w:val="0"/>
+                <w:sz w:val="16"/>
+              </w:rPr>
+              <w:t>ХИМИТЕК ПОЛИДЕЗ®-СУПЕР</w:t>
+            </w:r>
+          </w:p>
+        </w:tc>
+        <w:tc>
+          <w:tcPr>
+            <w:tcW w:type="dxa" w:w="789"/>
+          </w:tcPr>
+          <w:p>
+            <w:r>
+              <w:rPr>
+                <w:rFonts w:ascii="Arial" w:hAnsi="Arial"/>
+                <w:b w:val="0"/>
+                <w:sz w:val="16"/>
+              </w:rPr>
+              <w:t>ручной (протирание)</w:t>
+            </w:r>
+          </w:p>
+        </w:tc>
+        <w:tc>
+          <w:tcPr>
+            <w:tcW w:type="dxa" w:w="1370"/>
+          </w:tcPr>
+          <w:p>
+            <w:r>
+              <w:rPr>
+                <w:rFonts w:ascii="Arial" w:hAnsi="Arial"/>
+                <w:b w:val="0"/>
+                <w:sz w:val="16"/>
+              </w:rPr>
+              <w:t>0,02 % – 0,05 % (по НУК), дозирующая система ProMax</w:t>
+            </w:r>
+          </w:p>
+        </w:tc>
+        <w:tc>
+          <w:tcPr>
+            <w:tcW w:type="dxa" w:w="1268"/>
+          </w:tcPr>
+          <w:p>
+            <w:r>
+              <w:rPr>
+                <w:rFonts w:ascii="Arial" w:hAnsi="Arial"/>
+                <w:b w:val="0"/>
+                <w:sz w:val="16"/>
+              </w:rPr>
+              <w:t>18-20 °C</w:t>
+            </w:r>
+          </w:p>
+        </w:tc>
+        <w:tc>
+          <w:tcPr>
+            <w:tcW w:type="dxa" w:w="1048"/>
+          </w:tcPr>
+          <w:p>
+            <w:r>
+              <w:rPr>
+                <w:rFonts w:ascii="Arial" w:hAnsi="Arial"/>
+                <w:b w:val="0"/>
+                <w:sz w:val="16"/>
+              </w:rPr>
+              <w:t>20 мин</w:t>
+            </w:r>
+          </w:p>
+        </w:tc>
+        <w:tc>
+          <w:tcPr>
+            <w:tcW w:type="dxa" w:w="1093"/>
+          </w:tcPr>
+          <w:p>
+            <w:r>
+              <w:rPr>
+                <w:rFonts w:ascii="Arial" w:hAnsi="Arial"/>
+                <w:b w:val="0"/>
+                <w:sz w:val="16"/>
+              </w:rPr>
+              <w:t>промаркированный</w:t>
+            </w:r>
+          </w:p>
+        </w:tc>
+        <w:tc>
+          <w:tcPr>
+            <w:tcW w:type="dxa" w:w="1492"/>
+          </w:tcPr>
+          <w:p>
+            <w:r>
+              <w:rPr>
+                <w:rFonts w:ascii="Arial" w:hAnsi="Arial"/>
+                <w:b w:val="0"/>
+                <w:sz w:val="16"/>
+              </w:rPr>
+              <w:t>1 раз в месяц</w:t>
+            </w:r>
+          </w:p>
+        </w:tc>
+        <w:tc>
+          <w:tcPr>
+            <w:tcW w:type="dxa" w:w="1300"/>
+          </w:tcPr>
+          <w:p>
+            <w:r>
+              <w:rPr>
+                <w:rFonts w:ascii="Arial" w:hAnsi="Arial"/>
+                <w:b w:val="0"/>
+                <w:sz w:val="16"/>
+              </w:rPr>
+              <w:t>сотрудник внутреннего клининга</w:t>
+            </w:r>
+          </w:p>
+        </w:tc>
+        <w:tc>
+          <w:tcPr>
+            <w:tcW w:type="dxa" w:w="2276"/>
+          </w:tcPr>
+          <w:p>
+            <w:r>
+              <w:rPr>
+                <w:rFonts w:ascii="Arial" w:hAnsi="Arial"/>
+                <w:b w:val="0"/>
+                <w:sz w:val="16"/>
+              </w:rPr>
+              <w:t>визуальный контроль/сотрудник отдела качества</w:t>
+            </w:r>
+          </w:p>
+        </w:tc>
+      </w:tr>
+      <w:tr>
+        <w:tc>
+          <w:tcPr>
+            <w:tcW w:type="dxa" w:w="1070"/>
+          </w:tcPr>
+          <w:p>
+            <w:r>
+              <w:rPr>
+                <w:rFonts w:ascii="Arial" w:hAnsi="Arial"/>
+                <w:b w:val="0"/>
+                <w:sz w:val="16"/>
+              </w:rPr>
               <w:t>стоки</w:t>
             </w:r>
           </w:p>
@@ -1209,7 +1572,7 @@
                 <w:b w:val="0"/>
                 <w:sz w:val="16"/>
               </w:rPr>
-              <w:t>листы для выпечки из нержавеющей стали</w:t>
+              <w:t>листы для выпечки алюминиевые</w:t>
             </w:r>
           </w:p>
         </w:tc>
@@ -1390,7 +1753,7 @@
                 <w:b w:val="0"/>
                 <w:sz w:val="16"/>
               </w:rPr>
-              <w:t>листы для выпечки из нержавеющей стали</w:t>
+              <w:t>листы для выпечки алюминиевые</w:t>
             </w:r>
           </w:p>
         </w:tc>
@@ -1572,7 +1935,7 @@
                 <w:b w:val="0"/>
                 <w:sz w:val="16"/>
               </w:rPr>
-              <w:t>формы для выпечки из нержавеющей стали</w:t>
+              <w:t>листы для выпечки из нержавеющей стали</w:t>
             </w:r>
           </w:p>
         </w:tc>
@@ -1587,6 +1950,7 @@
                 <w:b w:val="0"/>
                 <w:sz w:val="16"/>
               </w:rPr>
+              <w:t>мойка</w:t>
             </w:r>
           </w:p>
         </w:tc>
@@ -1607,14 +1971,16 @@
         <w:tc>
           <w:tcPr>
             <w:tcW w:type="dxa" w:w="1415"/>
-          </w:tcPr>
-          <w:p>
-            <w:r>
-              <w:rPr>
-                <w:rFonts w:ascii="Arial" w:hAnsi="Arial"/>
-                <w:b w:val="0"/>
-                <w:sz w:val="16"/>
-              </w:rPr>
+            <w:shd w:val="clear" w:color="auto" w:fill="99FF99"/>
+          </w:tcPr>
+          <w:p>
+            <w:r>
+              <w:rPr>
+                <w:rFonts w:ascii="Arial" w:hAnsi="Arial"/>
+                <w:b w:val="0"/>
+                <w:sz w:val="16"/>
+              </w:rPr>
+              <w:t>ХИМИТЕК УНИВЕРСАЛ-ПД-Н</w:t>
             </w:r>
           </w:p>
         </w:tc>
@@ -1629,6 +1995,7 @@
                 <w:b w:val="0"/>
                 <w:sz w:val="16"/>
               </w:rPr>
+              <w:t>ручной (замачивание, обработка щёткой)</w:t>
             </w:r>
           </w:p>
         </w:tc>
@@ -1643,6 +2010,7 @@
                 <w:b w:val="0"/>
                 <w:sz w:val="16"/>
               </w:rPr>
+              <w:t>3,0 % – 4,0 %, дозирующая система ProMax</w:t>
             </w:r>
           </w:p>
         </w:tc>
@@ -1657,6 +2025,7 @@
                 <w:b w:val="0"/>
                 <w:sz w:val="16"/>
               </w:rPr>
+              <w:t>не ниже 40°C</w:t>
             </w:r>
           </w:p>
         </w:tc>
@@ -1685,6 +2054,7 @@
                 <w:b w:val="0"/>
                 <w:sz w:val="16"/>
               </w:rPr>
+              <w:t>промаркированный</w:t>
             </w:r>
           </w:p>
         </w:tc>
@@ -1699,6 +2069,7 @@
                 <w:b w:val="0"/>
                 <w:sz w:val="16"/>
               </w:rPr>
+              <w:t>1 раз в неделю, по мере загрязнения</w:t>
             </w:r>
           </w:p>
         </w:tc>
@@ -1713,6 +2084,7 @@
                 <w:b w:val="0"/>
                 <w:sz w:val="16"/>
               </w:rPr>
+              <w:t>сотрудник внутреннего клининга</w:t>
             </w:r>
           </w:p>
         </w:tc>
@@ -1727,6 +2099,7 @@
                 <w:b w:val="0"/>
                 <w:sz w:val="16"/>
               </w:rPr>
+              <w:t>визуальный контроль/сотрудник отдела качества</w:t>
             </w:r>
           </w:p>
         </w:tc>
@@ -1743,7 +2116,7 @@
                 <w:b w:val="0"/>
                 <w:sz w:val="16"/>
               </w:rPr>
-              <w:t>формы для выпечки силиконовые</w:t>
+              <w:t>листы для выпечки из нержавеющей стали</w:t>
             </w:r>
           </w:p>
         </w:tc>
@@ -1758,6 +2131,7 @@
                 <w:b w:val="0"/>
                 <w:sz w:val="16"/>
               </w:rPr>
+              <w:t>дезинфекция</w:t>
             </w:r>
           </w:p>
         </w:tc>
@@ -1778,14 +2152,16 @@
         <w:tc>
           <w:tcPr>
             <w:tcW w:type="dxa" w:w="1415"/>
-          </w:tcPr>
-          <w:p>
-            <w:r>
-              <w:rPr>
-                <w:rFonts w:ascii="Arial" w:hAnsi="Arial"/>
-                <w:b w:val="0"/>
-                <w:sz w:val="16"/>
-              </w:rPr>
+            <w:shd w:val="clear" w:color="auto" w:fill="FFFFCC"/>
+          </w:tcPr>
+          <w:p>
+            <w:r>
+              <w:rPr>
+                <w:rFonts w:ascii="Arial" w:hAnsi="Arial"/>
+                <w:b w:val="0"/>
+                <w:sz w:val="16"/>
+              </w:rPr>
+              <w:t>ХИМИТЕК ПОЛИДЕЗ®-СУПЕР</w:t>
             </w:r>
           </w:p>
         </w:tc>
@@ -1800,6 +2176,7 @@
                 <w:b w:val="0"/>
                 <w:sz w:val="16"/>
               </w:rPr>
+              <w:t>ручной (замачивание)</w:t>
             </w:r>
           </w:p>
         </w:tc>
@@ -1814,6 +2191,7 @@
                 <w:b w:val="0"/>
                 <w:sz w:val="16"/>
               </w:rPr>
+              <w:t>0,02 % – 0,05 % (по НУК), дозирующая система ProMax</w:t>
             </w:r>
           </w:p>
         </w:tc>
@@ -1828,6 +2206,7 @@
                 <w:b w:val="0"/>
                 <w:sz w:val="16"/>
               </w:rPr>
+              <w:t>18-20 °C</w:t>
             </w:r>
           </w:p>
         </w:tc>
@@ -1842,6 +2221,7 @@
                 <w:b w:val="0"/>
                 <w:sz w:val="16"/>
               </w:rPr>
+              <w:t>20 мин</w:t>
             </w:r>
           </w:p>
         </w:tc>
@@ -1856,6 +2236,7 @@
                 <w:b w:val="0"/>
                 <w:sz w:val="16"/>
               </w:rPr>
+              <w:t>промаркированный</w:t>
             </w:r>
           </w:p>
         </w:tc>
@@ -1870,6 +2251,7 @@
                 <w:b w:val="0"/>
                 <w:sz w:val="16"/>
               </w:rPr>
+              <w:t>1 раз в неделю, по мере загрязнения</w:t>
             </w:r>
           </w:p>
         </w:tc>
@@ -1884,6 +2266,7 @@
                 <w:b w:val="0"/>
                 <w:sz w:val="16"/>
               </w:rPr>
+              <w:t>сотрудник внутреннего клининга</w:t>
             </w:r>
           </w:p>
         </w:tc>
@@ -1898,6 +2281,7 @@
                 <w:b w:val="0"/>
                 <w:sz w:val="16"/>
               </w:rPr>
+              <w:t>визуальный контроль/сотрудник отдела качества</w:t>
             </w:r>
           </w:p>
         </w:tc>
@@ -1905,6 +2289,519 @@
       <w:tr>
         <w:tc>
           <w:tcPr>
+            <w:tcW w:type="dxa" w:w="1070"/>
+          </w:tcPr>
+          <w:p>
+            <w:r>
+              <w:rPr>
+                <w:rFonts w:ascii="Arial" w:hAnsi="Arial"/>
+                <w:b w:val="0"/>
+                <w:sz w:val="16"/>
+              </w:rPr>
+              <w:t>формы для выпечки алюминиевые</w:t>
+            </w:r>
+          </w:p>
+        </w:tc>
+        <w:tc>
+          <w:tcPr>
+            <w:tcW w:type="dxa" w:w="1070"/>
+          </w:tcPr>
+          <w:p>
+            <w:r>
+              <w:rPr>
+                <w:rFonts w:ascii="Arial" w:hAnsi="Arial"/>
+                <w:b w:val="0"/>
+                <w:sz w:val="16"/>
+              </w:rPr>
+            </w:r>
+          </w:p>
+        </w:tc>
+        <w:tc>
+          <w:tcPr>
+            <w:tcW w:type="dxa" w:w="1159"/>
+          </w:tcPr>
+          <w:p>
+            <w:r>
+              <w:rPr>
+                <w:rFonts w:ascii="Arial" w:hAnsi="Arial"/>
+                <w:b w:val="0"/>
+                <w:sz w:val="16"/>
+              </w:rPr>
+            </w:r>
+          </w:p>
+        </w:tc>
+        <w:tc>
+          <w:tcPr>
+            <w:tcW w:type="dxa" w:w="1415"/>
+          </w:tcPr>
+          <w:p>
+            <w:r>
+              <w:rPr>
+                <w:rFonts w:ascii="Arial" w:hAnsi="Arial"/>
+                <w:b w:val="0"/>
+                <w:sz w:val="16"/>
+              </w:rPr>
+            </w:r>
+          </w:p>
+        </w:tc>
+        <w:tc>
+          <w:tcPr>
+            <w:tcW w:type="dxa" w:w="789"/>
+          </w:tcPr>
+          <w:p>
+            <w:r>
+              <w:rPr>
+                <w:rFonts w:ascii="Arial" w:hAnsi="Arial"/>
+                <w:b w:val="0"/>
+                <w:sz w:val="16"/>
+              </w:rPr>
+            </w:r>
+          </w:p>
+        </w:tc>
+        <w:tc>
+          <w:tcPr>
+            <w:tcW w:type="dxa" w:w="1370"/>
+          </w:tcPr>
+          <w:p>
+            <w:r>
+              <w:rPr>
+                <w:rFonts w:ascii="Arial" w:hAnsi="Arial"/>
+                <w:b w:val="0"/>
+                <w:sz w:val="16"/>
+              </w:rPr>
+            </w:r>
+          </w:p>
+        </w:tc>
+        <w:tc>
+          <w:tcPr>
+            <w:tcW w:type="dxa" w:w="1268"/>
+          </w:tcPr>
+          <w:p>
+            <w:r>
+              <w:rPr>
+                <w:rFonts w:ascii="Arial" w:hAnsi="Arial"/>
+                <w:b w:val="0"/>
+                <w:sz w:val="16"/>
+              </w:rPr>
+            </w:r>
+          </w:p>
+        </w:tc>
+        <w:tc>
+          <w:tcPr>
+            <w:tcW w:type="dxa" w:w="1048"/>
+          </w:tcPr>
+          <w:p>
+            <w:r>
+              <w:rPr>
+                <w:rFonts w:ascii="Arial" w:hAnsi="Arial"/>
+                <w:b w:val="0"/>
+                <w:sz w:val="16"/>
+              </w:rPr>
+            </w:r>
+          </w:p>
+        </w:tc>
+        <w:tc>
+          <w:tcPr>
+            <w:tcW w:type="dxa" w:w="1093"/>
+          </w:tcPr>
+          <w:p>
+            <w:r>
+              <w:rPr>
+                <w:rFonts w:ascii="Arial" w:hAnsi="Arial"/>
+                <w:b w:val="0"/>
+                <w:sz w:val="16"/>
+              </w:rPr>
+            </w:r>
+          </w:p>
+        </w:tc>
+        <w:tc>
+          <w:tcPr>
+            <w:tcW w:type="dxa" w:w="1492"/>
+          </w:tcPr>
+          <w:p>
+            <w:r>
+              <w:rPr>
+                <w:rFonts w:ascii="Arial" w:hAnsi="Arial"/>
+                <w:b w:val="0"/>
+                <w:sz w:val="16"/>
+              </w:rPr>
+            </w:r>
+          </w:p>
+        </w:tc>
+        <w:tc>
+          <w:tcPr>
+            <w:tcW w:type="dxa" w:w="1300"/>
+          </w:tcPr>
+          <w:p>
+            <w:r>
+              <w:rPr>
+                <w:rFonts w:ascii="Arial" w:hAnsi="Arial"/>
+                <w:b w:val="0"/>
+                <w:sz w:val="16"/>
+              </w:rPr>
+            </w:r>
+          </w:p>
+        </w:tc>
+        <w:tc>
+          <w:tcPr>
+            <w:tcW w:type="dxa" w:w="2276"/>
+          </w:tcPr>
+          <w:p>
+            <w:r>
+              <w:rPr>
+                <w:rFonts w:ascii="Arial" w:hAnsi="Arial"/>
+                <w:b w:val="0"/>
+                <w:sz w:val="16"/>
+              </w:rPr>
+            </w:r>
+          </w:p>
+        </w:tc>
+      </w:tr>
+      <w:tr>
+        <w:tc>
+          <w:tcPr>
+            <w:tcW w:type="dxa" w:w="1070"/>
+          </w:tcPr>
+          <w:p>
+            <w:r>
+              <w:rPr>
+                <w:rFonts w:ascii="Arial" w:hAnsi="Arial"/>
+                <w:b w:val="0"/>
+                <w:sz w:val="16"/>
+              </w:rPr>
+              <w:t>формы для выпечки из нержавеющей стали</w:t>
+            </w:r>
+          </w:p>
+        </w:tc>
+        <w:tc>
+          <w:tcPr>
+            <w:tcW w:type="dxa" w:w="1070"/>
+          </w:tcPr>
+          <w:p>
+            <w:r>
+              <w:rPr>
+                <w:rFonts w:ascii="Arial" w:hAnsi="Arial"/>
+                <w:b w:val="0"/>
+                <w:sz w:val="16"/>
+              </w:rPr>
+            </w:r>
+          </w:p>
+        </w:tc>
+        <w:tc>
+          <w:tcPr>
+            <w:tcW w:type="dxa" w:w="1159"/>
+          </w:tcPr>
+          <w:p>
+            <w:r>
+              <w:rPr>
+                <w:rFonts w:ascii="Arial" w:hAnsi="Arial"/>
+                <w:b w:val="0"/>
+                <w:sz w:val="16"/>
+              </w:rPr>
+            </w:r>
+          </w:p>
+        </w:tc>
+        <w:tc>
+          <w:tcPr>
+            <w:tcW w:type="dxa" w:w="1415"/>
+          </w:tcPr>
+          <w:p>
+            <w:r>
+              <w:rPr>
+                <w:rFonts w:ascii="Arial" w:hAnsi="Arial"/>
+                <w:b w:val="0"/>
+                <w:sz w:val="16"/>
+              </w:rPr>
+            </w:r>
+          </w:p>
+        </w:tc>
+        <w:tc>
+          <w:tcPr>
+            <w:tcW w:type="dxa" w:w="789"/>
+          </w:tcPr>
+          <w:p>
+            <w:r>
+              <w:rPr>
+                <w:rFonts w:ascii="Arial" w:hAnsi="Arial"/>
+                <w:b w:val="0"/>
+                <w:sz w:val="16"/>
+              </w:rPr>
+            </w:r>
+          </w:p>
+        </w:tc>
+        <w:tc>
+          <w:tcPr>
+            <w:tcW w:type="dxa" w:w="1370"/>
+          </w:tcPr>
+          <w:p>
+            <w:r>
+              <w:rPr>
+                <w:rFonts w:ascii="Arial" w:hAnsi="Arial"/>
+                <w:b w:val="0"/>
+                <w:sz w:val="16"/>
+              </w:rPr>
+            </w:r>
+          </w:p>
+        </w:tc>
+        <w:tc>
+          <w:tcPr>
+            <w:tcW w:type="dxa" w:w="1268"/>
+          </w:tcPr>
+          <w:p>
+            <w:r>
+              <w:rPr>
+                <w:rFonts w:ascii="Arial" w:hAnsi="Arial"/>
+                <w:b w:val="0"/>
+                <w:sz w:val="16"/>
+              </w:rPr>
+            </w:r>
+          </w:p>
+        </w:tc>
+        <w:tc>
+          <w:tcPr>
+            <w:tcW w:type="dxa" w:w="1048"/>
+          </w:tcPr>
+          <w:p>
+            <w:r>
+              <w:rPr>
+                <w:rFonts w:ascii="Arial" w:hAnsi="Arial"/>
+                <w:b w:val="0"/>
+                <w:sz w:val="16"/>
+              </w:rPr>
+            </w:r>
+          </w:p>
+        </w:tc>
+        <w:tc>
+          <w:tcPr>
+            <w:tcW w:type="dxa" w:w="1093"/>
+          </w:tcPr>
+          <w:p>
+            <w:r>
+              <w:rPr>
+                <w:rFonts w:ascii="Arial" w:hAnsi="Arial"/>
+                <w:b w:val="0"/>
+                <w:sz w:val="16"/>
+              </w:rPr>
+            </w:r>
+          </w:p>
+        </w:tc>
+        <w:tc>
+          <w:tcPr>
+            <w:tcW w:type="dxa" w:w="1492"/>
+          </w:tcPr>
+          <w:p>
+            <w:r>
+              <w:rPr>
+                <w:rFonts w:ascii="Arial" w:hAnsi="Arial"/>
+                <w:b w:val="0"/>
+                <w:sz w:val="16"/>
+              </w:rPr>
+            </w:r>
+          </w:p>
+        </w:tc>
+        <w:tc>
+          <w:tcPr>
+            <w:tcW w:type="dxa" w:w="1300"/>
+          </w:tcPr>
+          <w:p>
+            <w:r>
+              <w:rPr>
+                <w:rFonts w:ascii="Arial" w:hAnsi="Arial"/>
+                <w:b w:val="0"/>
+                <w:sz w:val="16"/>
+              </w:rPr>
+            </w:r>
+          </w:p>
+        </w:tc>
+        <w:tc>
+          <w:tcPr>
+            <w:tcW w:type="dxa" w:w="2276"/>
+          </w:tcPr>
+          <w:p>
+            <w:r>
+              <w:rPr>
+                <w:rFonts w:ascii="Arial" w:hAnsi="Arial"/>
+                <w:b w:val="0"/>
+                <w:sz w:val="16"/>
+              </w:rPr>
+            </w:r>
+          </w:p>
+        </w:tc>
+      </w:tr>
+      <w:tr>
+        <w:tc>
+          <w:tcPr>
+            <w:tcW w:type="dxa" w:w="1070"/>
+          </w:tcPr>
+          <w:p>
+            <w:r>
+              <w:rPr>
+                <w:rFonts w:ascii="Arial" w:hAnsi="Arial"/>
+                <w:b w:val="0"/>
+                <w:sz w:val="16"/>
+              </w:rPr>
+              <w:t>формы для выпечки силиконовые</w:t>
+            </w:r>
+          </w:p>
+        </w:tc>
+        <w:tc>
+          <w:tcPr>
+            <w:tcW w:type="dxa" w:w="1070"/>
+          </w:tcPr>
+          <w:p>
+            <w:r>
+              <w:rPr>
+                <w:rFonts w:ascii="Arial" w:hAnsi="Arial"/>
+                <w:b w:val="0"/>
+                <w:sz w:val="16"/>
+              </w:rPr>
+            </w:r>
+          </w:p>
+        </w:tc>
+        <w:tc>
+          <w:tcPr>
+            <w:tcW w:type="dxa" w:w="1159"/>
+          </w:tcPr>
+          <w:p>
+            <w:r>
+              <w:rPr>
+                <w:rFonts w:ascii="Arial" w:hAnsi="Arial"/>
+                <w:b w:val="0"/>
+                <w:sz w:val="16"/>
+              </w:rPr>
+            </w:r>
+          </w:p>
+        </w:tc>
+        <w:tc>
+          <w:tcPr>
+            <w:tcW w:type="dxa" w:w="1415"/>
+          </w:tcPr>
+          <w:p>
+            <w:r>
+              <w:rPr>
+                <w:rFonts w:ascii="Arial" w:hAnsi="Arial"/>
+                <w:b w:val="0"/>
+                <w:sz w:val="16"/>
+              </w:rPr>
+            </w:r>
+          </w:p>
+        </w:tc>
+        <w:tc>
+          <w:tcPr>
+            <w:tcW w:type="dxa" w:w="789"/>
+          </w:tcPr>
+          <w:p>
+            <w:r>
+              <w:rPr>
+                <w:rFonts w:ascii="Arial" w:hAnsi="Arial"/>
+                <w:b w:val="0"/>
+                <w:sz w:val="16"/>
+              </w:rPr>
+            </w:r>
+          </w:p>
+        </w:tc>
+        <w:tc>
+          <w:tcPr>
+            <w:tcW w:type="dxa" w:w="1370"/>
+          </w:tcPr>
+          <w:p>
+            <w:r>
+              <w:rPr>
+                <w:rFonts w:ascii="Arial" w:hAnsi="Arial"/>
+                <w:b w:val="0"/>
+                <w:sz w:val="16"/>
+              </w:rPr>
+            </w:r>
+          </w:p>
+        </w:tc>
+        <w:tc>
+          <w:tcPr>
+            <w:tcW w:type="dxa" w:w="1268"/>
+          </w:tcPr>
+          <w:p>
+            <w:r>
+              <w:rPr>
+                <w:rFonts w:ascii="Arial" w:hAnsi="Arial"/>
+                <w:b w:val="0"/>
+                <w:sz w:val="16"/>
+              </w:rPr>
+            </w:r>
+          </w:p>
+        </w:tc>
+        <w:tc>
+          <w:tcPr>
+            <w:tcW w:type="dxa" w:w="1048"/>
+          </w:tcPr>
+          <w:p>
+            <w:r>
+              <w:rPr>
+                <w:rFonts w:ascii="Arial" w:hAnsi="Arial"/>
+                <w:b w:val="0"/>
+                <w:sz w:val="16"/>
+              </w:rPr>
+            </w:r>
+          </w:p>
+        </w:tc>
+        <w:tc>
+          <w:tcPr>
+            <w:tcW w:type="dxa" w:w="1093"/>
+          </w:tcPr>
+          <w:p>
+            <w:r>
+              <w:rPr>
+                <w:rFonts w:ascii="Arial" w:hAnsi="Arial"/>
+                <w:b w:val="0"/>
+                <w:sz w:val="16"/>
+              </w:rPr>
+            </w:r>
+          </w:p>
+        </w:tc>
+        <w:tc>
+          <w:tcPr>
+            <w:tcW w:type="dxa" w:w="1492"/>
+          </w:tcPr>
+          <w:p>
+            <w:r>
+              <w:rPr>
+                <w:rFonts w:ascii="Arial" w:hAnsi="Arial"/>
+                <w:b w:val="0"/>
+                <w:sz w:val="16"/>
+              </w:rPr>
+            </w:r>
+          </w:p>
+        </w:tc>
+        <w:tc>
+          <w:tcPr>
+            <w:tcW w:type="dxa" w:w="1300"/>
+          </w:tcPr>
+          <w:p>
+            <w:r>
+              <w:rPr>
+                <w:rFonts w:ascii="Arial" w:hAnsi="Arial"/>
+                <w:b w:val="0"/>
+                <w:sz w:val="16"/>
+              </w:rPr>
+            </w:r>
+          </w:p>
+        </w:tc>
+        <w:tc>
+          <w:tcPr>
+            <w:tcW w:type="dxa" w:w="2276"/>
+          </w:tcPr>
+          <w:p>
+            <w:r>
+              <w:rPr>
+                <w:rFonts w:ascii="Arial" w:hAnsi="Arial"/>
+                <w:b w:val="0"/>
+                <w:sz w:val="16"/>
+              </w:rPr>
+            </w:r>
+          </w:p>
+        </w:tc>
+      </w:tr>
+      <w:tr>
+        <w:tc>
+          <w:tcPr>
             <w:tcW w:type="dxa" w:w="15350"/>
             <w:gridSpan w:val="12"/>
           </w:tcPr>
@@ -2094,6 +2991,177 @@
       <w:tr>
         <w:tc>
           <w:tcPr>
+            <w:tcW w:type="dxa" w:w="1070"/>
+          </w:tcPr>
+          <w:p>
+            <w:r>
+              <w:rPr>
+                <w:rFonts w:ascii="Arial" w:hAnsi="Arial"/>
+                <w:b w:val="0"/>
+                <w:sz w:val="16"/>
+              </w:rPr>
+              <w:t>посудомоечная машина туннельная</w:t>
+            </w:r>
+          </w:p>
+        </w:tc>
+        <w:tc>
+          <w:tcPr>
+            <w:tcW w:type="dxa" w:w="1070"/>
+          </w:tcPr>
+          <w:p>
+            <w:r>
+              <w:rPr>
+                <w:rFonts w:ascii="Arial" w:hAnsi="Arial"/>
+                <w:b w:val="0"/>
+                <w:sz w:val="16"/>
+              </w:rPr>
+            </w:r>
+          </w:p>
+        </w:tc>
+        <w:tc>
+          <w:tcPr>
+            <w:tcW w:type="dxa" w:w="1159"/>
+          </w:tcPr>
+          <w:p>
+            <w:r>
+              <w:rPr>
+                <w:rFonts w:ascii="Arial" w:hAnsi="Arial"/>
+                <w:b w:val="0"/>
+                <w:sz w:val="16"/>
+              </w:rPr>
+            </w:r>
+          </w:p>
+        </w:tc>
+        <w:tc>
+          <w:tcPr>
+            <w:tcW w:type="dxa" w:w="1415"/>
+          </w:tcPr>
+          <w:p>
+            <w:r>
+              <w:rPr>
+                <w:rFonts w:ascii="Arial" w:hAnsi="Arial"/>
+                <w:b w:val="0"/>
+                <w:sz w:val="16"/>
+              </w:rPr>
+            </w:r>
+          </w:p>
+        </w:tc>
+        <w:tc>
+          <w:tcPr>
+            <w:tcW w:type="dxa" w:w="789"/>
+          </w:tcPr>
+          <w:p>
+            <w:r>
+              <w:rPr>
+                <w:rFonts w:ascii="Arial" w:hAnsi="Arial"/>
+                <w:b w:val="0"/>
+                <w:sz w:val="16"/>
+              </w:rPr>
+            </w:r>
+          </w:p>
+        </w:tc>
+        <w:tc>
+          <w:tcPr>
+            <w:tcW w:type="dxa" w:w="1370"/>
+          </w:tcPr>
+          <w:p>
+            <w:r>
+              <w:rPr>
+                <w:rFonts w:ascii="Arial" w:hAnsi="Arial"/>
+                <w:b w:val="0"/>
+                <w:sz w:val="16"/>
+              </w:rPr>
+            </w:r>
+          </w:p>
+        </w:tc>
+        <w:tc>
+          <w:tcPr>
+            <w:tcW w:type="dxa" w:w="1268"/>
+          </w:tcPr>
+          <w:p>
+            <w:r>
+              <w:rPr>
+                <w:rFonts w:ascii="Arial" w:hAnsi="Arial"/>
+                <w:b w:val="0"/>
+                <w:sz w:val="16"/>
+              </w:rPr>
+            </w:r>
+          </w:p>
+        </w:tc>
+        <w:tc>
+          <w:tcPr>
+            <w:tcW w:type="dxa" w:w="1048"/>
+          </w:tcPr>
+          <w:p>
+            <w:r>
+              <w:rPr>
+                <w:rFonts w:ascii="Arial" w:hAnsi="Arial"/>
+                <w:b w:val="0"/>
+                <w:sz w:val="16"/>
+              </w:rPr>
+            </w:r>
+          </w:p>
+        </w:tc>
+        <w:tc>
+          <w:tcPr>
+            <w:tcW w:type="dxa" w:w="1093"/>
+          </w:tcPr>
+          <w:p>
+            <w:r>
+              <w:rPr>
+                <w:rFonts w:ascii="Arial" w:hAnsi="Arial"/>
+                <w:b w:val="0"/>
+                <w:sz w:val="16"/>
+              </w:rPr>
+            </w:r>
+          </w:p>
+        </w:tc>
+        <w:tc>
+          <w:tcPr>
+            <w:tcW w:type="dxa" w:w="1492"/>
+          </w:tcPr>
+          <w:p>
+            <w:r>
+              <w:rPr>
+                <w:rFonts w:ascii="Arial" w:hAnsi="Arial"/>
+                <w:b w:val="0"/>
+                <w:sz w:val="16"/>
+              </w:rPr>
+            </w:r>
+          </w:p>
+        </w:tc>
+        <w:tc>
+          <w:tcPr>
+            <w:tcW w:type="dxa" w:w="1300"/>
+          </w:tcPr>
+          <w:p>
+            <w:r>
+              <w:rPr>
+                <w:rFonts w:ascii="Arial" w:hAnsi="Arial"/>
+                <w:b w:val="0"/>
+                <w:sz w:val="16"/>
+              </w:rPr>
+            </w:r>
+          </w:p>
+        </w:tc>
+        <w:tc>
+          <w:tcPr>
+            <w:tcW w:type="dxa" w:w="2276"/>
+          </w:tcPr>
+          <w:p>
+            <w:r>
+              <w:rPr>
+                <w:rFonts w:ascii="Arial" w:hAnsi="Arial"/>
+                <w:b w:val="0"/>
+                <w:sz w:val="16"/>
+              </w:rPr>
+            </w:r>
+          </w:p>
+        </w:tc>
+      </w:tr>
+      <w:tr>
+        <w:tc>
+          <w:tcPr>
             <w:tcW w:type="dxa" w:w="15350"/>
             <w:gridSpan w:val="12"/>
           </w:tcPr>
@@ -2838,6 +3906,177 @@
       <w:tr>
         <w:tc>
           <w:tcPr>
+            <w:tcW w:type="dxa" w:w="1070"/>
+          </w:tcPr>
+          <w:p>
+            <w:r>
+              <w:rPr>
+                <w:rFonts w:ascii="Arial" w:hAnsi="Arial"/>
+                <w:b w:val="0"/>
+                <w:sz w:val="16"/>
+              </w:rPr>
+              <w:t>камеры шоковой заморозки</w:t>
+            </w:r>
+          </w:p>
+        </w:tc>
+        <w:tc>
+          <w:tcPr>
+            <w:tcW w:type="dxa" w:w="1070"/>
+          </w:tcPr>
+          <w:p>
+            <w:r>
+              <w:rPr>
+                <w:rFonts w:ascii="Arial" w:hAnsi="Arial"/>
+                <w:b w:val="0"/>
+                <w:sz w:val="16"/>
+              </w:rPr>
+            </w:r>
+          </w:p>
+        </w:tc>
+        <w:tc>
+          <w:tcPr>
+            <w:tcW w:type="dxa" w:w="1159"/>
+          </w:tcPr>
+          <w:p>
+            <w:r>
+              <w:rPr>
+                <w:rFonts w:ascii="Arial" w:hAnsi="Arial"/>
+                <w:b w:val="0"/>
+                <w:sz w:val="16"/>
+              </w:rPr>
+            </w:r>
+          </w:p>
+        </w:tc>
+        <w:tc>
+          <w:tcPr>
+            <w:tcW w:type="dxa" w:w="1415"/>
+          </w:tcPr>
+          <w:p>
+            <w:r>
+              <w:rPr>
+                <w:rFonts w:ascii="Arial" w:hAnsi="Arial"/>
+                <w:b w:val="0"/>
+                <w:sz w:val="16"/>
+              </w:rPr>
+            </w:r>
+          </w:p>
+        </w:tc>
+        <w:tc>
+          <w:tcPr>
+            <w:tcW w:type="dxa" w:w="789"/>
+          </w:tcPr>
+          <w:p>
+            <w:r>
+              <w:rPr>
+                <w:rFonts w:ascii="Arial" w:hAnsi="Arial"/>
+                <w:b w:val="0"/>
+                <w:sz w:val="16"/>
+              </w:rPr>
+            </w:r>
+          </w:p>
+        </w:tc>
+        <w:tc>
+          <w:tcPr>
+            <w:tcW w:type="dxa" w:w="1370"/>
+          </w:tcPr>
+          <w:p>
+            <w:r>
+              <w:rPr>
+                <w:rFonts w:ascii="Arial" w:hAnsi="Arial"/>
+                <w:b w:val="0"/>
+                <w:sz w:val="16"/>
+              </w:rPr>
+            </w:r>
+          </w:p>
+        </w:tc>
+        <w:tc>
+          <w:tcPr>
+            <w:tcW w:type="dxa" w:w="1268"/>
+          </w:tcPr>
+          <w:p>
+            <w:r>
+              <w:rPr>
+                <w:rFonts w:ascii="Arial" w:hAnsi="Arial"/>
+                <w:b w:val="0"/>
+                <w:sz w:val="16"/>
+              </w:rPr>
+            </w:r>
+          </w:p>
+        </w:tc>
+        <w:tc>
+          <w:tcPr>
+            <w:tcW w:type="dxa" w:w="1048"/>
+          </w:tcPr>
+          <w:p>
+            <w:r>
+              <w:rPr>
+                <w:rFonts w:ascii="Arial" w:hAnsi="Arial"/>
+                <w:b w:val="0"/>
+                <w:sz w:val="16"/>
+              </w:rPr>
+            </w:r>
+          </w:p>
+        </w:tc>
+        <w:tc>
+          <w:tcPr>
+            <w:tcW w:type="dxa" w:w="1093"/>
+          </w:tcPr>
+          <w:p>
+            <w:r>
+              <w:rPr>
+                <w:rFonts w:ascii="Arial" w:hAnsi="Arial"/>
+                <w:b w:val="0"/>
+                <w:sz w:val="16"/>
+              </w:rPr>
+            </w:r>
+          </w:p>
+        </w:tc>
+        <w:tc>
+          <w:tcPr>
+            <w:tcW w:type="dxa" w:w="1492"/>
+          </w:tcPr>
+          <w:p>
+            <w:r>
+              <w:rPr>
+                <w:rFonts w:ascii="Arial" w:hAnsi="Arial"/>
+                <w:b w:val="0"/>
+                <w:sz w:val="16"/>
+              </w:rPr>
+            </w:r>
+          </w:p>
+        </w:tc>
+        <w:tc>
+          <w:tcPr>
+            <w:tcW w:type="dxa" w:w="1300"/>
+          </w:tcPr>
+          <w:p>
+            <w:r>
+              <w:rPr>
+                <w:rFonts w:ascii="Arial" w:hAnsi="Arial"/>
+                <w:b w:val="0"/>
+                <w:sz w:val="16"/>
+              </w:rPr>
+            </w:r>
+          </w:p>
+        </w:tc>
+        <w:tc>
+          <w:tcPr>
+            <w:tcW w:type="dxa" w:w="2276"/>
+          </w:tcPr>
+          <w:p>
+            <w:r>
+              <w:rPr>
+                <w:rFonts w:ascii="Arial" w:hAnsi="Arial"/>
+                <w:b w:val="0"/>
+                <w:sz w:val="16"/>
+              </w:rPr>
+            </w:r>
+          </w:p>
+        </w:tc>
+      </w:tr>
+      <w:tr>
+        <w:tc>
+          <w:tcPr>
             <w:tcW w:type="dxa" w:w="15350"/>
             <w:gridSpan w:val="12"/>
           </w:tcPr>
@@ -2865,7 +4104,7 @@
                 <w:b w:val="0"/>
                 <w:sz w:val="16"/>
               </w:rPr>
-              <w:t>плиты индукционные</w:t>
+              <w:t>плиты газовые</w:t>
             </w:r>
           </w:p>
         </w:tc>
@@ -3036,7 +4275,7 @@
                 <w:b w:val="0"/>
                 <w:sz w:val="16"/>
               </w:rPr>
-              <w:t>плиты электрические</w:t>
+              <w:t>плиты индукционные</w:t>
             </w:r>
           </w:p>
         </w:tc>
@@ -3198,6 +4437,177 @@
       <w:tr>
         <w:tc>
           <w:tcPr>
+            <w:tcW w:type="dxa" w:w="1070"/>
+          </w:tcPr>
+          <w:p>
+            <w:r>
+              <w:rPr>
+                <w:rFonts w:ascii="Arial" w:hAnsi="Arial"/>
+                <w:b w:val="0"/>
+                <w:sz w:val="16"/>
+              </w:rPr>
+              <w:t>плиты электрические</w:t>
+            </w:r>
+          </w:p>
+        </w:tc>
+        <w:tc>
+          <w:tcPr>
+            <w:tcW w:type="dxa" w:w="1070"/>
+          </w:tcPr>
+          <w:p>
+            <w:r>
+              <w:rPr>
+                <w:rFonts w:ascii="Arial" w:hAnsi="Arial"/>
+                <w:b w:val="0"/>
+                <w:sz w:val="16"/>
+              </w:rPr>
+            </w:r>
+          </w:p>
+        </w:tc>
+        <w:tc>
+          <w:tcPr>
+            <w:tcW w:type="dxa" w:w="1159"/>
+          </w:tcPr>
+          <w:p>
+            <w:r>
+              <w:rPr>
+                <w:rFonts w:ascii="Arial" w:hAnsi="Arial"/>
+                <w:b w:val="0"/>
+                <w:sz w:val="16"/>
+              </w:rPr>
+            </w:r>
+          </w:p>
+        </w:tc>
+        <w:tc>
+          <w:tcPr>
+            <w:tcW w:type="dxa" w:w="1415"/>
+          </w:tcPr>
+          <w:p>
+            <w:r>
+              <w:rPr>
+                <w:rFonts w:ascii="Arial" w:hAnsi="Arial"/>
+                <w:b w:val="0"/>
+                <w:sz w:val="16"/>
+              </w:rPr>
+            </w:r>
+          </w:p>
+        </w:tc>
+        <w:tc>
+          <w:tcPr>
+            <w:tcW w:type="dxa" w:w="789"/>
+          </w:tcPr>
+          <w:p>
+            <w:r>
+              <w:rPr>
+                <w:rFonts w:ascii="Arial" w:hAnsi="Arial"/>
+                <w:b w:val="0"/>
+                <w:sz w:val="16"/>
+              </w:rPr>
+            </w:r>
+          </w:p>
+        </w:tc>
+        <w:tc>
+          <w:tcPr>
+            <w:tcW w:type="dxa" w:w="1370"/>
+          </w:tcPr>
+          <w:p>
+            <w:r>
+              <w:rPr>
+                <w:rFonts w:ascii="Arial" w:hAnsi="Arial"/>
+                <w:b w:val="0"/>
+                <w:sz w:val="16"/>
+              </w:rPr>
+            </w:r>
+          </w:p>
+        </w:tc>
+        <w:tc>
+          <w:tcPr>
+            <w:tcW w:type="dxa" w:w="1268"/>
+          </w:tcPr>
+          <w:p>
+            <w:r>
+              <w:rPr>
+                <w:rFonts w:ascii="Arial" w:hAnsi="Arial"/>
+                <w:b w:val="0"/>
+                <w:sz w:val="16"/>
+              </w:rPr>
+            </w:r>
+          </w:p>
+        </w:tc>
+        <w:tc>
+          <w:tcPr>
+            <w:tcW w:type="dxa" w:w="1048"/>
+          </w:tcPr>
+          <w:p>
+            <w:r>
+              <w:rPr>
+                <w:rFonts w:ascii="Arial" w:hAnsi="Arial"/>
+                <w:b w:val="0"/>
+                <w:sz w:val="16"/>
+              </w:rPr>
+            </w:r>
+          </w:p>
+        </w:tc>
+        <w:tc>
+          <w:tcPr>
+            <w:tcW w:type="dxa" w:w="1093"/>
+          </w:tcPr>
+          <w:p>
+            <w:r>
+              <w:rPr>
+                <w:rFonts w:ascii="Arial" w:hAnsi="Arial"/>
+                <w:b w:val="0"/>
+                <w:sz w:val="16"/>
+              </w:rPr>
+            </w:r>
+          </w:p>
+        </w:tc>
+        <w:tc>
+          <w:tcPr>
+            <w:tcW w:type="dxa" w:w="1492"/>
+          </w:tcPr>
+          <w:p>
+            <w:r>
+              <w:rPr>
+                <w:rFonts w:ascii="Arial" w:hAnsi="Arial"/>
+                <w:b w:val="0"/>
+                <w:sz w:val="16"/>
+              </w:rPr>
+            </w:r>
+          </w:p>
+        </w:tc>
+        <w:tc>
+          <w:tcPr>
+            <w:tcW w:type="dxa" w:w="1300"/>
+          </w:tcPr>
+          <w:p>
+            <w:r>
+              <w:rPr>
+                <w:rFonts w:ascii="Arial" w:hAnsi="Arial"/>
+                <w:b w:val="0"/>
+                <w:sz w:val="16"/>
+              </w:rPr>
+            </w:r>
+          </w:p>
+        </w:tc>
+        <w:tc>
+          <w:tcPr>
+            <w:tcW w:type="dxa" w:w="2276"/>
+          </w:tcPr>
+          <w:p>
+            <w:r>
+              <w:rPr>
+                <w:rFonts w:ascii="Arial" w:hAnsi="Arial"/>
+                <w:b w:val="0"/>
+                <w:sz w:val="16"/>
+              </w:rPr>
+            </w:r>
+          </w:p>
+        </w:tc>
+      </w:tr>
+      <w:tr>
+        <w:tc>
+          <w:tcPr>
             <w:tcW w:type="dxa" w:w="15350"/>
             <w:gridSpan w:val="12"/>
           </w:tcPr>
@@ -3225,7 +4635,7 @@
                 <w:b w:val="0"/>
                 <w:sz w:val="16"/>
               </w:rPr>
-              <w:t>производственные столы из нержавеющий стали</w:t>
+              <w:t>производственные столы деревянные</w:t>
             </w:r>
           </w:p>
         </w:tc>
@@ -3407,7 +4817,7 @@
                 <w:b w:val="0"/>
                 <w:sz w:val="16"/>
               </w:rPr>
-              <w:t>производственные столы из нержавеющий стали</w:t>
+              <w:t>производственные столы деревянные</w:t>
             </w:r>
           </w:p>
         </w:tc>
@@ -3588,7 +4998,7 @@
                 <w:b w:val="0"/>
                 <w:sz w:val="16"/>
               </w:rPr>
-              <w:t>производственные столы из нержавеющий стали</w:t>
+              <w:t>производственные столы деревянные</w:t>
             </w:r>
           </w:p>
         </w:tc>
@@ -3770,7 +5180,7 @@
                 <w:b w:val="0"/>
                 <w:sz w:val="16"/>
               </w:rPr>
-              <w:t>производственные столы из нержавеющий стали</w:t>
+              <w:t>производственные столы деревянные</w:t>
             </w:r>
           </w:p>
         </w:tc>
@@ -3943,6 +5353,733 @@
       <w:tr>
         <w:tc>
           <w:tcPr>
+            <w:tcW w:type="dxa" w:w="1070"/>
+          </w:tcPr>
+          <w:p>
+            <w:r>
+              <w:rPr>
+                <w:rFonts w:ascii="Arial" w:hAnsi="Arial"/>
+                <w:b w:val="0"/>
+                <w:sz w:val="16"/>
+              </w:rPr>
+              <w:t>производственные столы из нержавеющий стали</w:t>
+            </w:r>
+          </w:p>
+        </w:tc>
+        <w:tc>
+          <w:tcPr>
+            <w:tcW w:type="dxa" w:w="1070"/>
+          </w:tcPr>
+          <w:p>
+            <w:r>
+              <w:rPr>
+                <w:rFonts w:ascii="Arial" w:hAnsi="Arial"/>
+                <w:b w:val="0"/>
+                <w:sz w:val="16"/>
+              </w:rPr>
+              <w:t>дезинфекция</w:t>
+            </w:r>
+          </w:p>
+        </w:tc>
+        <w:tc>
+          <w:tcPr>
+            <w:tcW w:type="dxa" w:w="1159"/>
+          </w:tcPr>
+          <w:p>
+            <w:r>
+              <w:rPr>
+                <w:rFonts w:ascii="Arial" w:hAnsi="Arial"/>
+                <w:b w:val="0"/>
+                <w:sz w:val="16"/>
+              </w:rPr>
+            </w:r>
+          </w:p>
+        </w:tc>
+        <w:tc>
+          <w:tcPr>
+            <w:tcW w:type="dxa" w:w="1415"/>
+            <w:shd w:val="clear" w:color="auto" w:fill="FFFFCC"/>
+          </w:tcPr>
+          <w:p>
+            <w:r>
+              <w:rPr>
+                <w:rFonts w:ascii="Arial" w:hAnsi="Arial"/>
+                <w:b w:val="0"/>
+                <w:sz w:val="16"/>
+              </w:rPr>
+              <w:t>ХИМИТЕК ПОЛИДЕЗ®-СУПЕР</w:t>
+            </w:r>
+          </w:p>
+        </w:tc>
+        <w:tc>
+          <w:tcPr>
+            <w:tcW w:type="dxa" w:w="789"/>
+          </w:tcPr>
+          <w:p>
+            <w:r>
+              <w:rPr>
+                <w:rFonts w:ascii="Arial" w:hAnsi="Arial"/>
+                <w:b w:val="0"/>
+                <w:sz w:val="16"/>
+              </w:rPr>
+              <w:t>ручной (протирание)</w:t>
+            </w:r>
+          </w:p>
+        </w:tc>
+        <w:tc>
+          <w:tcPr>
+            <w:tcW w:type="dxa" w:w="1370"/>
+          </w:tcPr>
+          <w:p>
+            <w:r>
+              <w:rPr>
+                <w:rFonts w:ascii="Arial" w:hAnsi="Arial"/>
+                <w:b w:val="0"/>
+                <w:sz w:val="16"/>
+              </w:rPr>
+              <w:t>0,02 % – 0,05 % (по НУК), дозирующая система ProMax</w:t>
+            </w:r>
+          </w:p>
+        </w:tc>
+        <w:tc>
+          <w:tcPr>
+            <w:tcW w:type="dxa" w:w="1268"/>
+          </w:tcPr>
+          <w:p>
+            <w:r>
+              <w:rPr>
+                <w:rFonts w:ascii="Arial" w:hAnsi="Arial"/>
+                <w:b w:val="0"/>
+                <w:sz w:val="16"/>
+              </w:rPr>
+              <w:t>18-20 °C</w:t>
+            </w:r>
+          </w:p>
+        </w:tc>
+        <w:tc>
+          <w:tcPr>
+            <w:tcW w:type="dxa" w:w="1048"/>
+          </w:tcPr>
+          <w:p>
+            <w:r>
+              <w:rPr>
+                <w:rFonts w:ascii="Arial" w:hAnsi="Arial"/>
+                <w:b w:val="0"/>
+                <w:sz w:val="16"/>
+              </w:rPr>
+              <w:t>20 мин</w:t>
+            </w:r>
+          </w:p>
+        </w:tc>
+        <w:tc>
+          <w:tcPr>
+            <w:tcW w:type="dxa" w:w="1093"/>
+          </w:tcPr>
+          <w:p>
+            <w:r>
+              <w:rPr>
+                <w:rFonts w:ascii="Arial" w:hAnsi="Arial"/>
+                <w:b w:val="0"/>
+                <w:sz w:val="16"/>
+              </w:rPr>
+              <w:t>промаркированный</w:t>
+            </w:r>
+          </w:p>
+        </w:tc>
+        <w:tc>
+          <w:tcPr>
+            <w:tcW w:type="dxa" w:w="1492"/>
+          </w:tcPr>
+          <w:p>
+            <w:r>
+              <w:rPr>
+                <w:rFonts w:ascii="Arial" w:hAnsi="Arial"/>
+                <w:b w:val="0"/>
+                <w:sz w:val="16"/>
+              </w:rPr>
+              <w:t>1 раз в смену, при простое ≥ 30 мин</w:t>
+            </w:r>
+          </w:p>
+        </w:tc>
+        <w:tc>
+          <w:tcPr>
+            <w:tcW w:type="dxa" w:w="1300"/>
+          </w:tcPr>
+          <w:p>
+            <w:r>
+              <w:rPr>
+                <w:rFonts w:ascii="Arial" w:hAnsi="Arial"/>
+                <w:b w:val="0"/>
+                <w:sz w:val="16"/>
+              </w:rPr>
+              <w:t>сотрудник склада</w:t>
+            </w:r>
+          </w:p>
+        </w:tc>
+        <w:tc>
+          <w:tcPr>
+            <w:tcW w:type="dxa" w:w="2276"/>
+          </w:tcPr>
+          <w:p>
+            <w:r>
+              <w:rPr>
+                <w:rFonts w:ascii="Arial" w:hAnsi="Arial"/>
+                <w:b w:val="0"/>
+                <w:sz w:val="16"/>
+              </w:rPr>
+              <w:t>визуальный контроль, химический контроль, микробиологический контроль /сотрудник отдела качества</w:t>
+            </w:r>
+          </w:p>
+        </w:tc>
+      </w:tr>
+      <w:tr>
+        <w:tc>
+          <w:tcPr>
+            <w:tcW w:type="dxa" w:w="1070"/>
+          </w:tcPr>
+          <w:p>
+            <w:r>
+              <w:rPr>
+                <w:rFonts w:ascii="Arial" w:hAnsi="Arial"/>
+                <w:b w:val="0"/>
+                <w:sz w:val="16"/>
+              </w:rPr>
+              <w:t>производственные столы из нержавеющий стали</w:t>
+            </w:r>
+          </w:p>
+        </w:tc>
+        <w:tc>
+          <w:tcPr>
+            <w:tcW w:type="dxa" w:w="1070"/>
+          </w:tcPr>
+          <w:p>
+            <w:r>
+              <w:rPr>
+                <w:rFonts w:ascii="Arial" w:hAnsi="Arial"/>
+                <w:b w:val="0"/>
+                <w:sz w:val="16"/>
+              </w:rPr>
+              <w:t>мойка</w:t>
+            </w:r>
+          </w:p>
+        </w:tc>
+        <w:tc>
+          <w:tcPr>
+            <w:tcW w:type="dxa" w:w="1159"/>
+          </w:tcPr>
+          <w:p>
+            <w:r>
+              <w:rPr>
+                <w:rFonts w:ascii="Arial" w:hAnsi="Arial"/>
+                <w:b w:val="0"/>
+                <w:sz w:val="16"/>
+              </w:rPr>
+            </w:r>
+          </w:p>
+        </w:tc>
+        <w:tc>
+          <w:tcPr>
+            <w:tcW w:type="dxa" w:w="1415"/>
+            <w:shd w:val="clear" w:color="auto" w:fill="99CCFF"/>
+          </w:tcPr>
+          <w:p>
+            <w:r>
+              <w:rPr>
+                <w:rFonts w:ascii="Arial" w:hAnsi="Arial"/>
+                <w:b w:val="0"/>
+                <w:sz w:val="16"/>
+              </w:rPr>
+              <w:t>ХИМИТЕК ЧУДОДЕЙ®-КОМБИ-ПЕНАКТИВ</w:t>
+            </w:r>
+          </w:p>
+        </w:tc>
+        <w:tc>
+          <w:tcPr>
+            <w:tcW w:type="dxa" w:w="789"/>
+          </w:tcPr>
+          <w:p>
+            <w:r>
+              <w:rPr>
+                <w:rFonts w:ascii="Arial" w:hAnsi="Arial"/>
+                <w:b w:val="0"/>
+                <w:sz w:val="16"/>
+              </w:rPr>
+              <w:t>ручной (протирание)</w:t>
+            </w:r>
+          </w:p>
+        </w:tc>
+        <w:tc>
+          <w:tcPr>
+            <w:tcW w:type="dxa" w:w="1370"/>
+          </w:tcPr>
+          <w:p>
+            <w:r>
+              <w:rPr>
+                <w:rFonts w:ascii="Arial" w:hAnsi="Arial"/>
+                <w:b w:val="0"/>
+                <w:sz w:val="16"/>
+              </w:rPr>
+              <w:t>2,0 % – 3,0 % дозирующая система ProMax</w:t>
+            </w:r>
+          </w:p>
+        </w:tc>
+        <w:tc>
+          <w:tcPr>
+            <w:tcW w:type="dxa" w:w="1268"/>
+          </w:tcPr>
+          <w:p>
+            <w:r>
+              <w:rPr>
+                <w:rFonts w:ascii="Arial" w:hAnsi="Arial"/>
+                <w:b w:val="0"/>
+                <w:sz w:val="16"/>
+              </w:rPr>
+              <w:t>18-20 °C</w:t>
+            </w:r>
+          </w:p>
+        </w:tc>
+        <w:tc>
+          <w:tcPr>
+            <w:tcW w:type="dxa" w:w="1048"/>
+          </w:tcPr>
+          <w:p>
+            <w:r>
+              <w:rPr>
+                <w:rFonts w:ascii="Arial" w:hAnsi="Arial"/>
+                <w:b w:val="0"/>
+                <w:sz w:val="16"/>
+              </w:rPr>
+            </w:r>
+          </w:p>
+        </w:tc>
+        <w:tc>
+          <w:tcPr>
+            <w:tcW w:type="dxa" w:w="1093"/>
+          </w:tcPr>
+          <w:p>
+            <w:r>
+              <w:rPr>
+                <w:rFonts w:ascii="Arial" w:hAnsi="Arial"/>
+                <w:b w:val="0"/>
+                <w:sz w:val="16"/>
+              </w:rPr>
+              <w:t>промаркированный</w:t>
+            </w:r>
+          </w:p>
+        </w:tc>
+        <w:tc>
+          <w:tcPr>
+            <w:tcW w:type="dxa" w:w="1492"/>
+          </w:tcPr>
+          <w:p>
+            <w:r>
+              <w:rPr>
+                <w:rFonts w:ascii="Arial" w:hAnsi="Arial"/>
+                <w:b w:val="0"/>
+                <w:sz w:val="16"/>
+              </w:rPr>
+              <w:t>1 раз в смену</w:t>
+            </w:r>
+          </w:p>
+        </w:tc>
+        <w:tc>
+          <w:tcPr>
+            <w:tcW w:type="dxa" w:w="1300"/>
+          </w:tcPr>
+          <w:p>
+            <w:r>
+              <w:rPr>
+                <w:rFonts w:ascii="Arial" w:hAnsi="Arial"/>
+                <w:b w:val="0"/>
+                <w:sz w:val="16"/>
+              </w:rPr>
+              <w:t>сотрудник производства</w:t>
+            </w:r>
+          </w:p>
+        </w:tc>
+        <w:tc>
+          <w:tcPr>
+            <w:tcW w:type="dxa" w:w="2276"/>
+          </w:tcPr>
+          <w:p>
+            <w:r>
+              <w:rPr>
+                <w:rFonts w:ascii="Arial" w:hAnsi="Arial"/>
+                <w:b w:val="0"/>
+                <w:sz w:val="16"/>
+              </w:rPr>
+              <w:t>визуальный контроль, химический контроль, микробиологический контроль /сотрудник отдела качества</w:t>
+            </w:r>
+          </w:p>
+        </w:tc>
+      </w:tr>
+      <w:tr>
+        <w:tc>
+          <w:tcPr>
+            <w:tcW w:type="dxa" w:w="1070"/>
+          </w:tcPr>
+          <w:p>
+            <w:r>
+              <w:rPr>
+                <w:rFonts w:ascii="Arial" w:hAnsi="Arial"/>
+                <w:b w:val="0"/>
+                <w:sz w:val="16"/>
+              </w:rPr>
+              <w:t>производственные столы из нержавеющий стали</w:t>
+            </w:r>
+          </w:p>
+        </w:tc>
+        <w:tc>
+          <w:tcPr>
+            <w:tcW w:type="dxa" w:w="1070"/>
+          </w:tcPr>
+          <w:p>
+            <w:r>
+              <w:rPr>
+                <w:rFonts w:ascii="Arial" w:hAnsi="Arial"/>
+                <w:b w:val="0"/>
+                <w:sz w:val="16"/>
+              </w:rPr>
+              <w:t>дезинфекция</w:t>
+            </w:r>
+          </w:p>
+        </w:tc>
+        <w:tc>
+          <w:tcPr>
+            <w:tcW w:type="dxa" w:w="1159"/>
+          </w:tcPr>
+          <w:p>
+            <w:r>
+              <w:rPr>
+                <w:rFonts w:ascii="Arial" w:hAnsi="Arial"/>
+                <w:b w:val="0"/>
+                <w:sz w:val="16"/>
+              </w:rPr>
+            </w:r>
+          </w:p>
+        </w:tc>
+        <w:tc>
+          <w:tcPr>
+            <w:tcW w:type="dxa" w:w="1415"/>
+            <w:shd w:val="clear" w:color="auto" w:fill="FFFFCC"/>
+          </w:tcPr>
+          <w:p>
+            <w:r>
+              <w:rPr>
+                <w:rFonts w:ascii="Arial" w:hAnsi="Arial"/>
+                <w:b w:val="0"/>
+                <w:sz w:val="16"/>
+              </w:rPr>
+              <w:t>ХИМИТЕК ПОЛИДЕЗ®-СУПЕР</w:t>
+            </w:r>
+          </w:p>
+        </w:tc>
+        <w:tc>
+          <w:tcPr>
+            <w:tcW w:type="dxa" w:w="789"/>
+          </w:tcPr>
+          <w:p>
+            <w:r>
+              <w:rPr>
+                <w:rFonts w:ascii="Arial" w:hAnsi="Arial"/>
+                <w:b w:val="0"/>
+                <w:sz w:val="16"/>
+              </w:rPr>
+              <w:t>ручной (протирание)</w:t>
+            </w:r>
+          </w:p>
+        </w:tc>
+        <w:tc>
+          <w:tcPr>
+            <w:tcW w:type="dxa" w:w="1370"/>
+          </w:tcPr>
+          <w:p>
+            <w:r>
+              <w:rPr>
+                <w:rFonts w:ascii="Arial" w:hAnsi="Arial"/>
+                <w:b w:val="0"/>
+                <w:sz w:val="16"/>
+              </w:rPr>
+              <w:t>0,02 % – 0,05 % (по НУК), дозирующая система ProMax</w:t>
+            </w:r>
+          </w:p>
+        </w:tc>
+        <w:tc>
+          <w:tcPr>
+            <w:tcW w:type="dxa" w:w="1268"/>
+          </w:tcPr>
+          <w:p>
+            <w:r>
+              <w:rPr>
+                <w:rFonts w:ascii="Arial" w:hAnsi="Arial"/>
+                <w:b w:val="0"/>
+                <w:sz w:val="16"/>
+              </w:rPr>
+              <w:t>18-20 °C</w:t>
+            </w:r>
+          </w:p>
+        </w:tc>
+        <w:tc>
+          <w:tcPr>
+            <w:tcW w:type="dxa" w:w="1048"/>
+          </w:tcPr>
+          <w:p>
+            <w:r>
+              <w:rPr>
+                <w:rFonts w:ascii="Arial" w:hAnsi="Arial"/>
+                <w:b w:val="0"/>
+                <w:sz w:val="16"/>
+              </w:rPr>
+              <w:t>20 мин</w:t>
+            </w:r>
+          </w:p>
+        </w:tc>
+        <w:tc>
+          <w:tcPr>
+            <w:tcW w:type="dxa" w:w="1093"/>
+          </w:tcPr>
+          <w:p>
+            <w:r>
+              <w:rPr>
+                <w:rFonts w:ascii="Arial" w:hAnsi="Arial"/>
+                <w:b w:val="0"/>
+                <w:sz w:val="16"/>
+              </w:rPr>
+              <w:t>промаркированный</w:t>
+            </w:r>
+          </w:p>
+        </w:tc>
+        <w:tc>
+          <w:tcPr>
+            <w:tcW w:type="dxa" w:w="1492"/>
+          </w:tcPr>
+          <w:p>
+            <w:r>
+              <w:rPr>
+                <w:rFonts w:ascii="Arial" w:hAnsi="Arial"/>
+                <w:b w:val="0"/>
+                <w:sz w:val="16"/>
+              </w:rPr>
+              <w:t>1 раз в смену</w:t>
+            </w:r>
+          </w:p>
+        </w:tc>
+        <w:tc>
+          <w:tcPr>
+            <w:tcW w:type="dxa" w:w="1300"/>
+          </w:tcPr>
+          <w:p>
+            <w:r>
+              <w:rPr>
+                <w:rFonts w:ascii="Arial" w:hAnsi="Arial"/>
+                <w:b w:val="0"/>
+                <w:sz w:val="16"/>
+              </w:rPr>
+              <w:t>сотрудник производства</w:t>
+            </w:r>
+          </w:p>
+        </w:tc>
+        <w:tc>
+          <w:tcPr>
+            <w:tcW w:type="dxa" w:w="2276"/>
+          </w:tcPr>
+          <w:p>
+            <w:r>
+              <w:rPr>
+                <w:rFonts w:ascii="Arial" w:hAnsi="Arial"/>
+                <w:b w:val="0"/>
+                <w:sz w:val="16"/>
+              </w:rPr>
+              <w:t>визуальный контроль, химический контроль, микробиологический контроль /сотрудник отдела качества</w:t>
+            </w:r>
+          </w:p>
+        </w:tc>
+      </w:tr>
+      <w:tr>
+        <w:tc>
+          <w:tcPr>
+            <w:tcW w:type="dxa" w:w="1070"/>
+          </w:tcPr>
+          <w:p>
+            <w:r>
+              <w:rPr>
+                <w:rFonts w:ascii="Arial" w:hAnsi="Arial"/>
+                <w:b w:val="0"/>
+                <w:sz w:val="16"/>
+              </w:rPr>
+              <w:t>производственные столы из нержавеющий стали</w:t>
+            </w:r>
+          </w:p>
+        </w:tc>
+        <w:tc>
+          <w:tcPr>
+            <w:tcW w:type="dxa" w:w="1070"/>
+          </w:tcPr>
+          <w:p>
+            <w:r>
+              <w:rPr>
+                <w:rFonts w:ascii="Arial" w:hAnsi="Arial"/>
+                <w:b w:val="0"/>
+                <w:sz w:val="16"/>
+              </w:rPr>
+              <w:t>дезинфекция</w:t>
+            </w:r>
+          </w:p>
+        </w:tc>
+        <w:tc>
+          <w:tcPr>
+            <w:tcW w:type="dxa" w:w="1159"/>
+          </w:tcPr>
+          <w:p>
+            <w:r>
+              <w:rPr>
+                <w:rFonts w:ascii="Arial" w:hAnsi="Arial"/>
+                <w:b w:val="0"/>
+                <w:sz w:val="16"/>
+              </w:rPr>
+            </w:r>
+          </w:p>
+        </w:tc>
+        <w:tc>
+          <w:tcPr>
+            <w:tcW w:type="dxa" w:w="1415"/>
+            <w:shd w:val="clear" w:color="auto" w:fill="FFFFCC"/>
+          </w:tcPr>
+          <w:p>
+            <w:r>
+              <w:rPr>
+                <w:rFonts w:ascii="Arial" w:hAnsi="Arial"/>
+                <w:b w:val="0"/>
+                <w:sz w:val="16"/>
+              </w:rPr>
+              <w:t>ХИМИТЕК ПОЛИДЕЗ®-СУПЕР</w:t>
+            </w:r>
+          </w:p>
+        </w:tc>
+        <w:tc>
+          <w:tcPr>
+            <w:tcW w:type="dxa" w:w="789"/>
+          </w:tcPr>
+          <w:p>
+            <w:r>
+              <w:rPr>
+                <w:rFonts w:ascii="Arial" w:hAnsi="Arial"/>
+                <w:b w:val="0"/>
+                <w:sz w:val="16"/>
+              </w:rPr>
+              <w:t>ручной (протирание)</w:t>
+            </w:r>
+          </w:p>
+        </w:tc>
+        <w:tc>
+          <w:tcPr>
+            <w:tcW w:type="dxa" w:w="1370"/>
+          </w:tcPr>
+          <w:p>
+            <w:r>
+              <w:rPr>
+                <w:rFonts w:ascii="Arial" w:hAnsi="Arial"/>
+                <w:b w:val="0"/>
+                <w:sz w:val="16"/>
+              </w:rPr>
+              <w:t>0,02 % – 0,05 % (по НУК), дозирующая система ProMax</w:t>
+            </w:r>
+          </w:p>
+        </w:tc>
+        <w:tc>
+          <w:tcPr>
+            <w:tcW w:type="dxa" w:w="1268"/>
+          </w:tcPr>
+          <w:p>
+            <w:r>
+              <w:rPr>
+                <w:rFonts w:ascii="Arial" w:hAnsi="Arial"/>
+                <w:b w:val="0"/>
+                <w:sz w:val="16"/>
+              </w:rPr>
+              <w:t>18-20 °C</w:t>
+            </w:r>
+          </w:p>
+        </w:tc>
+        <w:tc>
+          <w:tcPr>
+            <w:tcW w:type="dxa" w:w="1048"/>
+          </w:tcPr>
+          <w:p>
+            <w:r>
+              <w:rPr>
+                <w:rFonts w:ascii="Arial" w:hAnsi="Arial"/>
+                <w:b w:val="0"/>
+                <w:sz w:val="16"/>
+              </w:rPr>
+              <w:t>20 мин</w:t>
+            </w:r>
+          </w:p>
+        </w:tc>
+        <w:tc>
+          <w:tcPr>
+            <w:tcW w:type="dxa" w:w="1093"/>
+          </w:tcPr>
+          <w:p>
+            <w:r>
+              <w:rPr>
+                <w:rFonts w:ascii="Arial" w:hAnsi="Arial"/>
+                <w:b w:val="0"/>
+                <w:sz w:val="16"/>
+              </w:rPr>
+              <w:t>промаркированный</w:t>
+            </w:r>
+          </w:p>
+        </w:tc>
+        <w:tc>
+          <w:tcPr>
+            <w:tcW w:type="dxa" w:w="1492"/>
+          </w:tcPr>
+          <w:p>
+            <w:r>
+              <w:rPr>
+                <w:rFonts w:ascii="Arial" w:hAnsi="Arial"/>
+                <w:b w:val="0"/>
+                <w:sz w:val="16"/>
+              </w:rPr>
+              <w:t>при простое ≥ 30 мин</w:t>
+            </w:r>
+          </w:p>
+        </w:tc>
+        <w:tc>
+          <w:tcPr>
+            <w:tcW w:type="dxa" w:w="1300"/>
+          </w:tcPr>
+          <w:p>
+            <w:r>
+              <w:rPr>
+                <w:rFonts w:ascii="Arial" w:hAnsi="Arial"/>
+                <w:b w:val="0"/>
+                <w:sz w:val="16"/>
+              </w:rPr>
+              <w:t>сотрудник производства</w:t>
+            </w:r>
+          </w:p>
+        </w:tc>
+        <w:tc>
+          <w:tcPr>
+            <w:tcW w:type="dxa" w:w="2276"/>
+          </w:tcPr>
+          <w:p>
+            <w:r>
+              <w:rPr>
+                <w:rFonts w:ascii="Arial" w:hAnsi="Arial"/>
+                <w:b w:val="0"/>
+                <w:sz w:val="16"/>
+              </w:rPr>
+              <w:t>визуальный контроль, химический контроль, микробиологический контроль /сотрудник отдела качества</w:t>
+            </w:r>
+          </w:p>
+        </w:tc>
+      </w:tr>
+      <w:tr>
+        <w:tc>
+          <w:tcPr>
             <w:tcW w:type="dxa" w:w="15350"/>
             <w:gridSpan w:val="12"/>
           </w:tcPr>
@@ -3970,7 +6107,349 @@
                 <w:b w:val="0"/>
                 <w:sz w:val="16"/>
               </w:rPr>
+              <w:t>потолок() ок</w:t>
+            </w:r>
+          </w:p>
+        </w:tc>
+        <w:tc>
+          <w:tcPr>
+            <w:tcW w:type="dxa" w:w="1070"/>
+          </w:tcPr>
+          <w:p>
+            <w:r>
+              <w:rPr>
+                <w:rFonts w:ascii="Arial" w:hAnsi="Arial"/>
+                <w:b w:val="0"/>
+                <w:sz w:val="16"/>
+              </w:rPr>
+            </w:r>
+          </w:p>
+        </w:tc>
+        <w:tc>
+          <w:tcPr>
+            <w:tcW w:type="dxa" w:w="1159"/>
+          </w:tcPr>
+          <w:p>
+            <w:r>
+              <w:rPr>
+                <w:rFonts w:ascii="Arial" w:hAnsi="Arial"/>
+                <w:b w:val="0"/>
+                <w:sz w:val="16"/>
+              </w:rPr>
+            </w:r>
+          </w:p>
+        </w:tc>
+        <w:tc>
+          <w:tcPr>
+            <w:tcW w:type="dxa" w:w="1415"/>
+          </w:tcPr>
+          <w:p>
+            <w:r>
+              <w:rPr>
+                <w:rFonts w:ascii="Arial" w:hAnsi="Arial"/>
+                <w:b w:val="0"/>
+                <w:sz w:val="16"/>
+              </w:rPr>
+            </w:r>
+          </w:p>
+        </w:tc>
+        <w:tc>
+          <w:tcPr>
+            <w:tcW w:type="dxa" w:w="789"/>
+          </w:tcPr>
+          <w:p>
+            <w:r>
+              <w:rPr>
+                <w:rFonts w:ascii="Arial" w:hAnsi="Arial"/>
+                <w:b w:val="0"/>
+                <w:sz w:val="16"/>
+              </w:rPr>
+            </w:r>
+          </w:p>
+        </w:tc>
+        <w:tc>
+          <w:tcPr>
+            <w:tcW w:type="dxa" w:w="1370"/>
+          </w:tcPr>
+          <w:p>
+            <w:r>
+              <w:rPr>
+                <w:rFonts w:ascii="Arial" w:hAnsi="Arial"/>
+                <w:b w:val="0"/>
+                <w:sz w:val="16"/>
+              </w:rPr>
+            </w:r>
+          </w:p>
+        </w:tc>
+        <w:tc>
+          <w:tcPr>
+            <w:tcW w:type="dxa" w:w="1268"/>
+          </w:tcPr>
+          <w:p>
+            <w:r>
+              <w:rPr>
+                <w:rFonts w:ascii="Arial" w:hAnsi="Arial"/>
+                <w:b w:val="0"/>
+                <w:sz w:val="16"/>
+              </w:rPr>
+            </w:r>
+          </w:p>
+        </w:tc>
+        <w:tc>
+          <w:tcPr>
+            <w:tcW w:type="dxa" w:w="1048"/>
+          </w:tcPr>
+          <w:p>
+            <w:r>
+              <w:rPr>
+                <w:rFonts w:ascii="Arial" w:hAnsi="Arial"/>
+                <w:b w:val="0"/>
+                <w:sz w:val="16"/>
+              </w:rPr>
+            </w:r>
+          </w:p>
+        </w:tc>
+        <w:tc>
+          <w:tcPr>
+            <w:tcW w:type="dxa" w:w="1093"/>
+          </w:tcPr>
+          <w:p>
+            <w:r>
+              <w:rPr>
+                <w:rFonts w:ascii="Arial" w:hAnsi="Arial"/>
+                <w:b w:val="0"/>
+                <w:sz w:val="16"/>
+              </w:rPr>
+            </w:r>
+          </w:p>
+        </w:tc>
+        <w:tc>
+          <w:tcPr>
+            <w:tcW w:type="dxa" w:w="1492"/>
+          </w:tcPr>
+          <w:p>
+            <w:r>
+              <w:rPr>
+                <w:rFonts w:ascii="Arial" w:hAnsi="Arial"/>
+                <w:b w:val="0"/>
+                <w:sz w:val="16"/>
+              </w:rPr>
+            </w:r>
+          </w:p>
+        </w:tc>
+        <w:tc>
+          <w:tcPr>
+            <w:tcW w:type="dxa" w:w="1300"/>
+          </w:tcPr>
+          <w:p>
+            <w:r>
+              <w:rPr>
+                <w:rFonts w:ascii="Arial" w:hAnsi="Arial"/>
+                <w:b w:val="0"/>
+                <w:sz w:val="16"/>
+              </w:rPr>
+            </w:r>
+          </w:p>
+        </w:tc>
+        <w:tc>
+          <w:tcPr>
+            <w:tcW w:type="dxa" w:w="2276"/>
+          </w:tcPr>
+          <w:p>
+            <w:r>
+              <w:rPr>
+                <w:rFonts w:ascii="Arial" w:hAnsi="Arial"/>
+                <w:b w:val="0"/>
+                <w:sz w:val="16"/>
+              </w:rPr>
+            </w:r>
+          </w:p>
+        </w:tc>
+      </w:tr>
+      <w:tr>
+        <w:tc>
+          <w:tcPr>
+            <w:tcW w:type="dxa" w:w="1070"/>
+          </w:tcPr>
+          <w:p>
+            <w:r>
+              <w:rPr>
+                <w:rFonts w:ascii="Arial" w:hAnsi="Arial"/>
+                <w:b w:val="0"/>
+                <w:sz w:val="16"/>
+              </w:rPr>
               <w:t>потолок() п</w:t>
+            </w:r>
+          </w:p>
+        </w:tc>
+        <w:tc>
+          <w:tcPr>
+            <w:tcW w:type="dxa" w:w="1070"/>
+          </w:tcPr>
+          <w:p>
+            <w:r>
+              <w:rPr>
+                <w:rFonts w:ascii="Arial" w:hAnsi="Arial"/>
+                <w:b w:val="0"/>
+                <w:sz w:val="16"/>
+              </w:rPr>
+            </w:r>
+          </w:p>
+        </w:tc>
+        <w:tc>
+          <w:tcPr>
+            <w:tcW w:type="dxa" w:w="1159"/>
+          </w:tcPr>
+          <w:p>
+            <w:r>
+              <w:rPr>
+                <w:rFonts w:ascii="Arial" w:hAnsi="Arial"/>
+                <w:b w:val="0"/>
+                <w:sz w:val="16"/>
+              </w:rPr>
+            </w:r>
+          </w:p>
+        </w:tc>
+        <w:tc>
+          <w:tcPr>
+            <w:tcW w:type="dxa" w:w="1415"/>
+          </w:tcPr>
+          <w:p>
+            <w:r>
+              <w:rPr>
+                <w:rFonts w:ascii="Arial" w:hAnsi="Arial"/>
+                <w:b w:val="0"/>
+                <w:sz w:val="16"/>
+              </w:rPr>
+            </w:r>
+          </w:p>
+        </w:tc>
+        <w:tc>
+          <w:tcPr>
+            <w:tcW w:type="dxa" w:w="789"/>
+          </w:tcPr>
+          <w:p>
+            <w:r>
+              <w:rPr>
+                <w:rFonts w:ascii="Arial" w:hAnsi="Arial"/>
+                <w:b w:val="0"/>
+                <w:sz w:val="16"/>
+              </w:rPr>
+            </w:r>
+          </w:p>
+        </w:tc>
+        <w:tc>
+          <w:tcPr>
+            <w:tcW w:type="dxa" w:w="1370"/>
+          </w:tcPr>
+          <w:p>
+            <w:r>
+              <w:rPr>
+                <w:rFonts w:ascii="Arial" w:hAnsi="Arial"/>
+                <w:b w:val="0"/>
+                <w:sz w:val="16"/>
+              </w:rPr>
+            </w:r>
+          </w:p>
+        </w:tc>
+        <w:tc>
+          <w:tcPr>
+            <w:tcW w:type="dxa" w:w="1268"/>
+          </w:tcPr>
+          <w:p>
+            <w:r>
+              <w:rPr>
+                <w:rFonts w:ascii="Arial" w:hAnsi="Arial"/>
+                <w:b w:val="0"/>
+                <w:sz w:val="16"/>
+              </w:rPr>
+            </w:r>
+          </w:p>
+        </w:tc>
+        <w:tc>
+          <w:tcPr>
+            <w:tcW w:type="dxa" w:w="1048"/>
+          </w:tcPr>
+          <w:p>
+            <w:r>
+              <w:rPr>
+                <w:rFonts w:ascii="Arial" w:hAnsi="Arial"/>
+                <w:b w:val="0"/>
+                <w:sz w:val="16"/>
+              </w:rPr>
+            </w:r>
+          </w:p>
+        </w:tc>
+        <w:tc>
+          <w:tcPr>
+            <w:tcW w:type="dxa" w:w="1093"/>
+          </w:tcPr>
+          <w:p>
+            <w:r>
+              <w:rPr>
+                <w:rFonts w:ascii="Arial" w:hAnsi="Arial"/>
+                <w:b w:val="0"/>
+                <w:sz w:val="16"/>
+              </w:rPr>
+            </w:r>
+          </w:p>
+        </w:tc>
+        <w:tc>
+          <w:tcPr>
+            <w:tcW w:type="dxa" w:w="1492"/>
+          </w:tcPr>
+          <w:p>
+            <w:r>
+              <w:rPr>
+                <w:rFonts w:ascii="Arial" w:hAnsi="Arial"/>
+                <w:b w:val="0"/>
+                <w:sz w:val="16"/>
+              </w:rPr>
+            </w:r>
+          </w:p>
+        </w:tc>
+        <w:tc>
+          <w:tcPr>
+            <w:tcW w:type="dxa" w:w="1300"/>
+          </w:tcPr>
+          <w:p>
+            <w:r>
+              <w:rPr>
+                <w:rFonts w:ascii="Arial" w:hAnsi="Arial"/>
+                <w:b w:val="0"/>
+                <w:sz w:val="16"/>
+              </w:rPr>
+            </w:r>
+          </w:p>
+        </w:tc>
+        <w:tc>
+          <w:tcPr>
+            <w:tcW w:type="dxa" w:w="2276"/>
+          </w:tcPr>
+          <w:p>
+            <w:r>
+              <w:rPr>
+                <w:rFonts w:ascii="Arial" w:hAnsi="Arial"/>
+                <w:b w:val="0"/>
+                <w:sz w:val="16"/>
+              </w:rPr>
+            </w:r>
+          </w:p>
+        </w:tc>
+      </w:tr>
+      <w:tr>
+        <w:tc>
+          <w:tcPr>
+            <w:tcW w:type="dxa" w:w="1070"/>
+          </w:tcPr>
+          <w:p>
+            <w:r>
+              <w:rPr>
+                <w:rFonts w:ascii="Arial" w:hAnsi="Arial"/>
+                <w:b w:val="0"/>
+                <w:sz w:val="16"/>
+              </w:rPr>
+              <w:t>съёмные деталиоборудования а</w:t>
             </w:r>
           </w:p>
         </w:tc>
